--- a/Daily Reports/08_08_2026-CBOT Reports.docx
+++ b/Daily Reports/08_08_2026-CBOT Reports.docx
@@ -104,7 +104,7 @@
           <w:color w:val="5C768D"/>
           <w:sz w:val="19"/>
         </w:rPr>
-        <w:t>Cập nhật tự động qua `macro_tracker.py` vào lúc 07:20 ICT ngày 08/08/2026</w:t>
+        <w:t>Cập nhật tự động qua `macro_tracker.py` vào lúc 08:00 ICT ngày 08/08/2026</w:t>
       </w:r>
     </w:p>
     <w:tbl>
@@ -1316,7 +1316,7 @@
           <w:color w:val="5C768D"/>
           <w:sz w:val="19"/>
         </w:rPr>
-        <w:t>Cập nhật tự động lúc 07:20 ICT ngày 08/08/2026 — Nguồn: NOAA, USDA, BOM Australia</w:t>
+        <w:t>Cập nhật tự động lúc 08:00 ICT ngày 08/08/2026 — Nguồn: NOAA, USDA, BOM Australia</w:t>
       </w:r>
     </w:p>
     <w:p>

--- a/Daily Reports/08_08_2026-CBOT Reports.docx
+++ b/Daily Reports/08_08_2026-CBOT Reports.docx
@@ -104,7 +104,7 @@
           <w:color w:val="5C768D"/>
           <w:sz w:val="19"/>
         </w:rPr>
-        <w:t>Cập nhật tự động qua `macro_tracker.py` vào lúc 08:00 ICT ngày 08/08/2026</w:t>
+        <w:t>Cập nhật tự động qua `macro_tracker.py` vào lúc 09:01 ICT ngày 08/08/2026</w:t>
       </w:r>
     </w:p>
     <w:tbl>
@@ -1316,7 +1316,7 @@
           <w:color w:val="5C768D"/>
           <w:sz w:val="19"/>
         </w:rPr>
-        <w:t>Cập nhật tự động lúc 08:00 ICT ngày 08/08/2026 — Nguồn: NOAA, USDA, BOM Australia</w:t>
+        <w:t>Cập nhật tự động lúc 09:01 ICT ngày 08/08/2026 — Nguồn: NOAA, USDA, BOM Australia</w:t>
       </w:r>
     </w:p>
     <w:p>
@@ -11657,7 +11657,7 @@
         <w:rPr>
           <w:b/>
         </w:rPr>
-        <w:t>`+14,355`</w:t>
+        <w:t>`+20,496`</w:t>
       </w:r>
       <w:r>
         <w:t xml:space="preserve">) | OI: </w:t>
@@ -21839,7 +21839,7 @@
         <w:rPr>
           <w:b/>
         </w:rPr>
-        <w:t>`+17,568`</w:t>
+        <w:t>`-4,646`</w:t>
       </w:r>
       <w:r>
         <w:t xml:space="preserve">) | OI: </w:t>
@@ -21901,9 +21901,8 @@
       <w:r>
         <w:rPr>
           <w:b/>
-          <w:color w:val="15803D"/>
         </w:rPr>
-        <w:t>`Tăng mạnh mẽ (Strong Bullish / Long Buildup)`</w:t>
+        <w:t>`Tăng nhẹ tích lũy (Accumulation Rally)`</w:t>
       </w:r>
     </w:p>
     <w:p>

--- a/Daily Reports/08_08_2026-CBOT Reports.docx
+++ b/Daily Reports/08_08_2026-CBOT Reports.docx
@@ -104,7 +104,7 @@
           <w:color w:val="5C768D"/>
           <w:sz w:val="19"/>
         </w:rPr>
-        <w:t>Cập nhật tự động qua `macro_tracker.py` vào lúc 09:01 ICT ngày 08/08/2026</w:t>
+        <w:t>Cập nhật tự động qua `macro_tracker.py` vào lúc 10:51 ICT ngày 08/08/2026</w:t>
       </w:r>
     </w:p>
     <w:tbl>
@@ -1316,7 +1316,7 @@
           <w:color w:val="5C768D"/>
           <w:sz w:val="19"/>
         </w:rPr>
-        <w:t>Cập nhật tự động lúc 09:01 ICT ngày 08/08/2026 — Nguồn: NOAA, USDA, BOM Australia</w:t>
+        <w:t>Cập nhật tự động lúc 10:51 ICT ngày 08/08/2026 — Nguồn: NOAA, USDA, BOM Australia</w:t>
       </w:r>
     </w:p>
     <w:p>

--- a/Daily Reports/08_08_2026-CBOT Reports.docx
+++ b/Daily Reports/08_08_2026-CBOT Reports.docx
@@ -104,7 +104,7 @@
           <w:color w:val="5C768D"/>
           <w:sz w:val="19"/>
         </w:rPr>
-        <w:t>Cập nhật tự động qua `macro_tracker.py` vào lúc 10:51 ICT ngày 08/08/2026</w:t>
+        <w:t>Cập nhật tự động qua `macro_tracker.py` vào lúc 11:01 ICT ngày 08/08/2026</w:t>
       </w:r>
     </w:p>
     <w:tbl>
@@ -313,7 +313,7 @@
               <w:rPr>
                 <w:b/>
               </w:rPr>
-              <w:t>82.27 / thùng</w:t>
+              <w:t>83.55 / thùng</w:t>
             </w:r>
           </w:p>
         </w:tc>
@@ -344,7 +344,7 @@
               <w:rPr>
                 <w:b/>
               </w:rPr>
-              <w:t>-0.27%</w:t>
+              <w:t>+1.28%</w:t>
             </w:r>
           </w:p>
         </w:tc>
@@ -1228,7 +1228,7 @@
         <w:rPr>
           <w:b/>
         </w:rPr>
-        <w:t>`82.27` (-0.27%)</w:t>
+        <w:t>`83.55` (+1.28%)</w:t>
       </w:r>
       <w:r>
         <w:t xml:space="preserve"> | DXY: </w:t>
@@ -1246,7 +1246,7 @@
         <w:rPr>
           <w:b/>
         </w:rPr>
-        <w:t>`638.25` (+1.11%)</w:t>
+        <w:t>`639.75` (+1.35%)</w:t>
       </w:r>
       <w:r>
         <w:t>.</w:t>
@@ -1316,7 +1316,7 @@
           <w:color w:val="5C768D"/>
           <w:sz w:val="19"/>
         </w:rPr>
-        <w:t>Cập nhật tự động lúc 10:51 ICT ngày 08/08/2026 — Nguồn: NOAA, USDA, BOM Australia</w:t>
+        <w:t>Cập nhật tự động lúc 11:01 ICT ngày 08/08/2026 — Nguồn: NOAA, USDA, BOM Australia</w:t>
       </w:r>
     </w:p>
     <w:p>
@@ -3615,7 +3615,7 @@
               <w:rPr>
                 <w:b/>
               </w:rPr>
-              <w:t>439.85 (+1.10)</w:t>
+              <w:t>440.01 (+1.26)</w:t>
             </w:r>
           </w:p>
         </w:tc>
@@ -11624,10 +11624,10 @@
         <w:rPr>
           <w:b/>
         </w:rPr>
-        <w:t>`439.85 cents`</w:t>
+        <w:t>`440.01 cents`</w:t>
       </w:r>
       <w:r>
-        <w:t xml:space="preserve"> (+1.10).</w:t>
+        <w:t xml:space="preserve"> (+1.26).</w:t>
       </w:r>
     </w:p>
     <w:p>
@@ -11648,7 +11648,7 @@
         <w:rPr>
           <w:b/>
         </w:rPr>
-        <w:t>`126,600`</w:t>
+        <w:t>`106,104`</w:t>
       </w:r>
       <w:r>
         <w:t xml:space="preserve"> (Chênh lệch: </w:t>
@@ -11657,7 +11657,7 @@
         <w:rPr>
           <w:b/>
         </w:rPr>
-        <w:t>`+20,496`</w:t>
+        <w:t>`+0`</w:t>
       </w:r>
       <w:r>
         <w:t xml:space="preserve">) | OI: </w:t>
@@ -11719,9 +11719,8 @@
       <w:r>
         <w:rPr>
           <w:b/>
-          <w:color w:val="B91C1C"/>
         </w:rPr>
-        <w:t>`Giảm mạnh mẽ (Strong Bearish / Short Buildup)`</w:t>
+        <w:t>`Giảm nhẹ tích lũy (Distribution Decline)`</w:t>
       </w:r>
     </w:p>
     <w:p>
@@ -11991,7 +11990,7 @@
               <w:rPr>
                 <w:b/>
               </w:rPr>
-              <w:t>82.27</w:t>
+              <w:t>83.55</w:t>
             </w:r>
           </w:p>
         </w:tc>
@@ -12022,7 +12021,7 @@
               <w:rPr>
                 <w:b/>
               </w:rPr>
-              <w:t>-0.27%</w:t>
+              <w:t>+1.28%</w:t>
             </w:r>
           </w:p>
         </w:tc>
@@ -12050,7 +12049,7 @@
             </w:pPr>
             <w:r/>
             <w:r>
-              <w:t>Giá dầu Giảm làm giảm biên lợi nhuận pha chế Ethanol, tạo sức ép lên nhu cầu ngô.</w:t>
+              <w:t>Giá dầu Tăng hỗ trợ biên lợi nhuận pha chế Ethanol, kéo theo nhu cầu ngô tích cực.</w:t>
             </w:r>
           </w:p>
         </w:tc>
@@ -21830,7 +21829,7 @@
         <w:rPr>
           <w:b/>
         </w:rPr>
-        <w:t>`77,012`</w:t>
+        <w:t>`81,658`</w:t>
       </w:r>
       <w:r>
         <w:t xml:space="preserve"> (Chênh lệch: </w:t>
@@ -21839,7 +21838,7 @@
         <w:rPr>
           <w:b/>
         </w:rPr>
-        <w:t>`-4,646`</w:t>
+        <w:t>`+0`</w:t>
       </w:r>
       <w:r>
         <w:t xml:space="preserve">) | OI: </w:t>
@@ -22172,7 +22171,7 @@
               <w:rPr>
                 <w:b/>
               </w:rPr>
-              <w:t>82.27</w:t>
+              <w:t>83.55</w:t>
             </w:r>
           </w:p>
         </w:tc>
@@ -22203,7 +22202,7 @@
               <w:rPr>
                 <w:b/>
               </w:rPr>
-              <w:t>-0.27%</w:t>
+              <w:t>+1.28%</w:t>
             </w:r>
           </w:p>
         </w:tc>
@@ -22231,7 +22230,7 @@
             </w:pPr>
             <w:r/>
             <w:r>
-              <w:t>Giá dầu Giảm giảm bớt premium rủi ro địa chính trị, tạo áp lực chốt lời lúa mì.</w:t>
+              <w:t>Giá dầu Tăng tăng premium rủi ro địa chính trị và logistics Biển Đen, hỗ trợ giá lúa mì.</w:t>
             </w:r>
           </w:p>
         </w:tc>

--- a/Daily Reports/08_08_2026-CBOT Reports.docx
+++ b/Daily Reports/08_08_2026-CBOT Reports.docx
@@ -104,7 +104,7 @@
           <w:color w:val="5C768D"/>
           <w:sz w:val="19"/>
         </w:rPr>
-        <w:t>Cập nhật tự động qua `macro_tracker.py` vào lúc 11:01 ICT ngày 08/08/2026</w:t>
+        <w:t>Cập nhật tự động qua `macro_tracker.py` vào lúc 13:05 ICT ngày 08/08/2026</w:t>
       </w:r>
     </w:p>
     <w:tbl>
@@ -1316,7 +1316,7 @@
           <w:color w:val="5C768D"/>
           <w:sz w:val="19"/>
         </w:rPr>
-        <w:t>Cập nhật tự động lúc 11:01 ICT ngày 08/08/2026 — Nguồn: NOAA, USDA, BOM Australia</w:t>
+        <w:t>Cập nhật tự động lúc 13:05 ICT ngày 08/08/2026 — Nguồn: NOAA, USDA, BOM Australia</w:t>
       </w:r>
     </w:p>
     <w:p>
